--- a/ky/wisdom-stories/liver.docx
+++ b/ky/wisdom-stories/liver.docx
@@ -39,7 +39,7 @@
           <w:sz w:val="22"/>
           <w:lang w:val="ky-KG"/>
         </w:rPr>
-        <w:t>«Боор» деген маанини билдирген азербайжанча «ciyər» сөзү катышкан айкаштар — бири-бирине өтө жакын, чын ыкластуу, ынак досторду билдирген «can-ciyər»; абдан сүйүктүү баланы билдирген «ciyərguşəm»; коркок, кайратсыз, алсыз адамды билдирген «ağciyər»; өтө сүйүктүү кишини билдирген «ciyərparəm» жана башка ушул сыяктуу сөздөр — кайдан келип чыккан?</w:t>
+        <w:t>«Ciyər» сөзү катышкан айкаштар — бири-бирине өтө жакын, чын ыкластуу, ынак досторду билдирген «can-ciyər»; абдан сүйүктүү баланы билдирген «ciyərguşəm»; коркок, кайратсыз, алсыз адамды билдирген «ağciyər»; өтө сүйүктүү кишини билдирген «ciyərparəm» — кайдан келип чыккан?</w:t>
       </w:r>
     </w:p>
     <w:p>
@@ -117,7 +117,7 @@
           <w:sz w:val="22"/>
           <w:lang w:val="ky-KG"/>
         </w:rPr>
-        <w:t xml:space="preserve">Сабак: </w:t>
+        <w:t>Сабак: Тил кокустан жаралбайт; ар бир сөздүн артында тарых, ишеним турат. Сөздөрүбүз өткөнүбүздүн эс тутуму.</w:t>
       </w:r>
       <w:r>
         <w:rPr>
@@ -126,7 +126,6 @@
           <w:sz w:val="22"/>
           <w:lang w:val="ky-KG"/>
         </w:rPr>
-        <w:t>Сөздөр элдин тарыхын, ишенимин, дүйнө таанымын сактайт. Сөздүн төркүнүн билсең, маанисин да тереңирээк түшүнөсүң.</w:t>
       </w:r>
     </w:p>
     <w:p>
@@ -146,7 +145,7 @@
           <w:sz w:val="18"/>
           <w:lang w:val="ky-KG"/>
         </w:rPr>
-        <w:t>Окуя ачык интернет булактарынан алынды.</w:t>
+        <w:t>Аңгемелер ачык интернет булактарынан алынган, иллюстрациялар болсо ЖИ менен түзүлгөн.</w:t>
       </w:r>
     </w:p>
     <w:sectPr>

--- a/ky/wisdom-stories/liver.docx
+++ b/ky/wisdom-stories/liver.docx
@@ -3,151 +3,58 @@
 <w:document xmlns:wpc="http://schemas.microsoft.com/office/word/2010/wordprocessingCanvas" xmlns:cx="http://schemas.microsoft.com/office/drawing/2014/chartex" xmlns:cx1="http://schemas.microsoft.com/office/drawing/2015/9/8/chartex" xmlns:cx2="http://schemas.microsoft.com/office/drawing/2015/10/21/chartex" xmlns:cx3="http://schemas.microsoft.com/office/drawing/2016/5/9/chartex" xmlns:cx4="http://schemas.microsoft.com/office/drawing/2016/5/10/chartex" xmlns:cx5="http://schemas.microsoft.com/office/drawing/2016/5/11/chartex" xmlns:cx6="http://schemas.microsoft.com/office/drawing/2016/5/12/chartex" xmlns:cx7="http://schemas.microsoft.com/office/drawing/2016/5/13/chartex" xmlns:cx8="http://schemas.microsoft.com/office/drawing/2016/5/14/chartex" xmlns:mc="http://schemas.openxmlformats.org/markup-compatibility/2006" xmlns:aink="http://schemas.microsoft.com/office/drawing/2016/ink" xmlns:am3d="http://schemas.microsoft.com/office/drawing/2017/model3d" xmlns:o="urn:schemas-microsoft-com:office:office" xmlns:oel="http://schemas.microsoft.com/office/2019/extlst" xmlns:r="http://schemas.openxmlformats.org/officeDocument/2006/relationships" xmlns:m="http://schemas.openxmlformats.org/officeDocument/2006/math" xmlns:v="urn:schemas-microsoft-com:vml" xmlns:wp14="http://schemas.microsoft.com/office/word/2010/wordprocessingDrawing" xmlns:wp="http://schemas.openxmlformats.org/drawingml/2006/wordprocessingDrawing" xmlns:w10="urn:schemas-microsoft-com:office:word" xmlns:w="http://schemas.openxmlformats.org/wordprocessingml/2006/main" xmlns:w14="http://schemas.microsoft.com/office/word/2010/wordml" xmlns:w15="http://schemas.microsoft.com/office/word/2012/wordml" xmlns:w16cex="http://schemas.microsoft.com/office/word/2018/wordml/cex" xmlns:w16cid="http://schemas.microsoft.com/office/word/2016/wordml/cid" xmlns:w16="http://schemas.microsoft.com/office/word/2018/wordml" xmlns:w16du="http://schemas.microsoft.com/office/word/2023/wordml/word16du" xmlns:w16sdtdh="http://schemas.microsoft.com/office/word/2020/wordml/sdtdatahash" xmlns:w16sdtfl="http://schemas.microsoft.com/office/word/2024/wordml/sdtformatlock" xmlns:w16se="http://schemas.microsoft.com/office/word/2015/wordml/symex" xmlns:wpg="http://schemas.microsoft.com/office/word/2010/wordprocessingGroup" xmlns:wpi="http://schemas.microsoft.com/office/word/2010/wordprocessingInk" xmlns:wne="http://schemas.microsoft.com/office/word/2006/wordml" xmlns:wps="http://schemas.microsoft.com/office/word/2010/wordprocessingShape" mc:Ignorable="w14 w15 w16se w16cid w16 w16cex w16sdtdh w16sdtfl w16du wp14">
   <w:body>
     <w:p>
-      <w:pPr>
-        <w:pStyle w:val="Title"/>
-        <w:keepNext/>
-        <w:keepLines w:val="0"/>
-        <w:pageBreakBefore w:val="0"/>
-        <w:widowControl/>
-        <w:spacing w:line="269" w:lineRule="auto" w:after="180" w:before="0"/>
-      </w:pPr>
-      <w:bookmarkStart w:id="10121" w:name="Story_122"/>
       <w:r>
         <w:rPr>
-          <w:rFonts w:ascii="Arial" w:hAnsi="Arial"/>
           <w:b/>
-          <w:color w:val="000000"/>
-          <w:sz w:val="34"/>
-          <w:lang w:val="ky-KG"/>
+          <w:bCs/>
         </w:rPr>
         <w:t>Боор</w:t>
       </w:r>
-      <w:bookmarkEnd w:id="10121"/>
     </w:p>
     <w:p>
-      <w:pPr>
-        <w:keepNext w:val="0"/>
-        <w:keepLines w:val="0"/>
-        <w:pageBreakBefore w:val="0"/>
-        <w:widowControl/>
-        <w:spacing w:line="269" w:lineRule="auto" w:after="120" w:before="0"/>
-      </w:pPr>
       <w:r>
-        <w:rPr>
-          <w:rFonts w:ascii="Arial" w:hAnsi="Arial"/>
-          <w:color w:val="000000"/>
-          <w:sz w:val="22"/>
-          <w:lang w:val="ky-KG"/>
-        </w:rPr>
-        <w:t>«Ciyər» сөзү катышкан айкаштар — бири-бирине өтө жакын, чын ыкластуу, ынак досторду билдирген «can-ciyər»; абдан сүйүктүү баланы билдирген «ciyərguşəm»; коркок, кайратсыз, алсыз адамды билдирген «ağciyər»; өтө сүйүктүү кишини билдирген «ciyərparəm» — кайдан келип чыккан?</w:t>
+        <w:t>Эмне үчүн азербайжан тилинде жакын досту «жан-жийер», сүйүктүү баланы «жийергүшөм», кымбат адамды «жийерпарем» деп аташат? Ал эми өпкөнү билдирген «агжийер» сөзү эмне үчүн өтмө мааниде коркок адамга карата айтылат?</w:t>
       </w:r>
     </w:p>
     <w:p>
-      <w:pPr>
-        <w:keepNext w:val="0"/>
-        <w:keepLines w:val="0"/>
-        <w:pageBreakBefore w:val="0"/>
-        <w:widowControl/>
-        <w:spacing w:line="269" w:lineRule="auto" w:after="120" w:before="0"/>
-      </w:pPr>
       <w:r>
-        <w:rPr>
-          <w:rFonts w:ascii="Arial" w:eastAsia="Arial" w:hAnsi="Arial"/>
-          <w:color w:val="000000"/>
-          <w:sz w:val="22"/>
-          <w:lang w:val="ky-KG"/>
-        </w:rPr>
-        <w:t>Байыркы адамдар боордун жылуу жана кандуу көрүнүшүнөн таасирленип, жылуу канды өмүр, ал эми анын жоктугун өлүм деп эсептешкен. Ошондуктан боор узак убакыт бою жашоонун борбору катары кабыл алынып келген.</w:t>
+        <w:t>Азербайжан тилиндеги «жийер» сөзү дене мүчөсүнүн аталышы менен эле чектелбейт. Ал жакындыкты, сүйүүнү, күйүттү жана адамдын мүнөзүн билдирген сөздөрдүн курамында да кездешет.</w:t>
       </w:r>
     </w:p>
     <w:p>
-      <w:pPr>
-        <w:keepNext w:val="0"/>
-        <w:keepLines w:val="0"/>
-        <w:pageBreakBefore w:val="0"/>
-        <w:widowControl/>
-        <w:spacing w:line="269" w:lineRule="auto" w:after="120" w:before="0"/>
-      </w:pPr>
       <w:r>
-        <w:rPr>
-          <w:rFonts w:ascii="Arial" w:eastAsia="Arial" w:hAnsi="Arial"/>
-          <w:color w:val="000000"/>
-          <w:sz w:val="22"/>
-          <w:lang w:val="ky-KG"/>
-        </w:rPr>
-        <w:t>Мисалы, вавилондуктар адамдын жаны боордо жайгашат деп ишенишкен. Айрым маданияттарда боор, баарынан мурда, сезимдерди билдирет деп эсептелгендиктен, макал-лакаптарда жана жазма чыгармаларда ал жүрөктөн мурда аталат.</w:t>
+        <w:t>Ушуга окшош түшүнүктөр байыркы маданияттарда да болгон. Месопотамияда боор жашоонун, жандын жана сезимдердин орду катары кабыл алынган. Адамдын ички дүйнөсүн түшүндүрүүдө жүрөккө гана эмес, боорго да өзгөчө маани беришкен.</w:t>
       </w:r>
     </w:p>
     <w:p>
-      <w:pPr>
-        <w:keepNext/>
-        <w:keepLines w:val="0"/>
-        <w:pageBreakBefore w:val="0"/>
-        <w:widowControl/>
-        <w:spacing w:line="269" w:lineRule="auto" w:after="120" w:before="0"/>
-      </w:pPr>
       <w:r>
-        <w:rPr>
-          <w:rFonts w:ascii="Arial" w:eastAsia="Arial" w:hAnsi="Arial"/>
-          <w:color w:val="000000"/>
-          <w:sz w:val="22"/>
-          <w:lang w:val="ky-KG"/>
-        </w:rPr>
-        <w:t>Байыркы Грекияда изгилик жана ага байланышкан эр жүрөктүк, чечкиндүүлүк сыяктуу сапаттар боорго таандык деп саналган. Эгер адамдын боору соо болсо, ал изгиликтүү — бардык тоскоолдуктарды жеңип, өз принциптерин бекем карманган адам катары кабыл алынган.</w:t>
+        <w:t>Бирок ар кайсы тилдеги боорго байланышкан сөз айкаштарынын баарын бир эле байыркы ишенимден келип чыккан деп айтууга болбойт. Ар биринин өзүнчө жаралуу жана өнүгүү тарыхы бар.</w:t>
       </w:r>
     </w:p>
     <w:p>
-      <w:pPr>
-        <w:pStyle w:val="Moral"/>
-        <w:keepNext/>
-        <w:keepLines/>
-        <w:pageBreakBefore w:val="0"/>
-        <w:widowControl/>
-        <w:spacing w:before="120" w:after="120" w:line="269" w:lineRule="auto"/>
-        <w:ind w:left="240" w:right="240"/>
-        <w:rPr>
-          <w:lang w:val="ru-RU"/>
-        </w:rPr>
-      </w:pPr>
       <w:r>
-        <w:rPr>
-          <w:rFonts w:ascii="Arial" w:hAnsi="Arial"/>
-          <w:b/>
-          <w:color w:val="000000"/>
-          <w:sz w:val="22"/>
-          <w:lang w:val="ky-KG"/>
-        </w:rPr>
-        <w:t>Сабак: Тил кокустан жаралбайт; ар бир сөздүн артында тарых, ишеним турат. Сөздөрүбүз өткөнүбүздүн эс тутуму.</w:t>
-      </w:r>
-      <w:r>
-        <w:rPr>
-          <w:rFonts w:ascii="Arial" w:hAnsi="Arial"/>
-          <w:color w:val="000000"/>
-          <w:sz w:val="22"/>
-          <w:lang w:val="ky-KG"/>
-        </w:rPr>
+        <w:t>Бүгүн «жийерпарем» — түз маанисинде «боорумдун бир бөлүгү» — деген адам анатомияны ойлобойт. Ал жакын адамынын өз жанынын бир бөлүгүндөй кымбат экенин билдирет. Тилдин күчү да ушунда: дене мүчөсүнүн аталышы эң терең сезимдерди туюнткан сөзгө айланат.</w:t>
       </w:r>
     </w:p>
     <w:p>
-      <w:pPr>
-        <w:keepNext w:val="0"/>
-        <w:keepLines w:val="0"/>
-        <w:pageBreakBefore w:val="0"/>
-        <w:widowControl/>
-        <w:spacing w:before="0" w:after="160" w:line="269" w:lineRule="auto"/>
-        <w:jc w:val="right"/>
-      </w:pPr>
       <w:r>
         <w:rPr>
-          <w:rFonts w:ascii="Arial" w:eastAsia="Arial" w:hAnsi="Arial" w:cs="Arial"/>
-          <w:i/>
-          <w:color w:val="000000"/>
-          <w:sz w:val="18"/>
-          <w:lang w:val="ky-KG"/>
+          <w:b/>
+          <w:bCs/>
         </w:rPr>
-        <w:t>Аңгемелер ачык интернет булактарынан алынган, иллюстрациялар болсо ЖИ менен түзүлгөн.</w:t>
+        <w:t>Сабак: Тил ойлорубузду гана эмес, мурунку муундардын түшүнүктөрүн да сактайт. Күн сайын айтылган бир сөздө канча муундун сүйүүсү, күйүтү жана дүйнө таанымы жашап турушу мүмкүн.</w:t>
       </w:r>
     </w:p>
+    <w:p>
+      <w:r>
+        <w:rPr>
+          <w:i/>
+          <w:iCs/>
+        </w:rPr>
+        <w:t>Аңгемелер интернеттен чогултулуп, жасалма интеллекттин жардамы менен иштелип чыккан. Бардык сүрөттөр жасалма интеллект аркылуу түзүлгөн.</w:t>
+      </w:r>
+    </w:p>
+    <w:p/>
     <w:sectPr>
       <w:headerReference w:type="even" r:id="rId7"/>
       <w:headerReference w:type="default" r:id="rId8"/>
@@ -978,7 +885,6 @@
     </w:pPr>
     <w:rPr>
       <w:rFonts w:asciiTheme="majorHAnsi" w:eastAsiaTheme="majorEastAsia" w:hAnsiTheme="majorHAnsi" w:cstheme="majorBidi"/>
-      <w:color w:val="000000"/>
       <w:sz w:val="40"/>
       <w:szCs w:val="40"/>
     </w:rPr>
@@ -1000,7 +906,6 @@
     </w:pPr>
     <w:rPr>
       <w:rFonts w:asciiTheme="majorHAnsi" w:eastAsiaTheme="majorEastAsia" w:hAnsiTheme="majorHAnsi" w:cstheme="majorBidi"/>
-      <w:color w:val="000000"/>
       <w:sz w:val="32"/>
       <w:szCs w:val="32"/>
     </w:rPr>
@@ -1023,7 +928,6 @@
     </w:pPr>
     <w:rPr>
       <w:rFonts w:eastAsiaTheme="majorEastAsia" w:cstheme="majorBidi"/>
-      <w:color w:val="000000"/>
       <w:sz w:val="28"/>
       <w:szCs w:val="28"/>
     </w:rPr>
@@ -1048,7 +952,6 @@
       <w:rFonts w:eastAsiaTheme="majorEastAsia" w:cstheme="majorBidi"/>
       <w:i/>
       <w:iCs/>
-      <w:color w:val="000000"/>
     </w:rPr>
   </w:style>
   <w:style w:type="paragraph" w:styleId="Heading5">
@@ -1069,7 +972,6 @@
     </w:pPr>
     <w:rPr>
       <w:rFonts w:eastAsiaTheme="majorEastAsia" w:cstheme="majorBidi"/>
-      <w:color w:val="000000"/>
     </w:rPr>
   </w:style>
   <w:style w:type="paragraph" w:styleId="Heading6">
@@ -1092,7 +994,6 @@
       <w:rFonts w:eastAsiaTheme="majorEastAsia" w:cstheme="majorBidi"/>
       <w:i/>
       <w:iCs/>
-      <w:color w:val="000000"/>
     </w:rPr>
   </w:style>
   <w:style w:type="paragraph" w:styleId="Heading7">
@@ -1113,7 +1014,6 @@
     </w:pPr>
     <w:rPr>
       <w:rFonts w:eastAsiaTheme="majorEastAsia" w:cstheme="majorBidi"/>
-      <w:color w:val="000000"/>
     </w:rPr>
   </w:style>
   <w:style w:type="paragraph" w:styleId="Heading8">
@@ -1136,7 +1036,6 @@
       <w:rFonts w:eastAsiaTheme="majorEastAsia" w:cstheme="majorBidi"/>
       <w:i/>
       <w:iCs/>
-      <w:color w:val="000000"/>
     </w:rPr>
   </w:style>
   <w:style w:type="paragraph" w:styleId="Heading9">
@@ -1157,13 +1056,11 @@
     </w:pPr>
     <w:rPr>
       <w:rFonts w:eastAsiaTheme="majorEastAsia" w:cstheme="majorBidi"/>
-      <w:color w:val="000000"/>
     </w:rPr>
   </w:style>
   <w:style w:type="character" w:default="1" w:styleId="DefaultParagraphFont">
     <w:name w:val="Default Paragraph Font"/>
     <w:uiPriority w:val="1"/>
-    <w:semiHidden/>
     <w:unhideWhenUsed/>
   </w:style>
   <w:style w:type="table" w:default="1" w:styleId="TableNormal">
@@ -1319,7 +1216,6 @@
     </w:pPr>
     <w:rPr>
       <w:rFonts w:asciiTheme="majorHAnsi" w:eastAsiaTheme="majorEastAsia" w:hAnsiTheme="majorHAnsi" w:cstheme="majorBidi"/>
-      <w:color w:val="000000"/>
       <w:spacing w:val="-10"/>
       <w:kern w:val="28"/>
       <w:sz w:val="56"/>
@@ -1355,7 +1251,6 @@
     </w:pPr>
     <w:rPr>
       <w:rFonts w:eastAsiaTheme="majorEastAsia" w:cstheme="majorBidi"/>
-      <w:color w:val="000000"/>
       <w:spacing w:val="15"/>
       <w:sz w:val="28"/>
       <w:szCs w:val="28"/>
@@ -1390,7 +1285,6 @@
     <w:rPr>
       <w:i/>
       <w:iCs/>
-      <w:color w:val="000000"/>
     </w:rPr>
   </w:style>
   <w:style w:type="character" w:customStyle="1" w:styleId="QuoteChar">
@@ -1415,9 +1309,6 @@
       <w:ind w:left="720"/>
       <w:contextualSpacing/>
     </w:pPr>
-    <w:rPr>
-      <w:color w:val="000000"/>
-    </w:rPr>
   </w:style>
   <w:style w:type="character" w:styleId="IntenseEmphasis">
     <w:name w:val="Intense Emphasis"/>
@@ -1447,7 +1338,6 @@
     <w:rPr>
       <w:i/>
       <w:iCs/>
-      <w:color w:val="000000"/>
     </w:rPr>
   </w:style>
   <w:style w:type="character" w:customStyle="1" w:styleId="IntenseQuoteChar">
@@ -1487,9 +1377,6 @@
     <w:pPr>
       <w:spacing w:after="100"/>
     </w:pPr>
-    <w:rPr>
-      <w:color w:val="000000"/>
-    </w:rPr>
   </w:style>
   <w:style w:type="paragraph" w:customStyle="1" w:styleId="Moral">
     <w:name w:val="Moral"/>
@@ -1501,7 +1388,6 @@
     <w:rPr>
       <w:rFonts w:ascii="Arial" w:eastAsia="Arial" w:hAnsi="Arial"/>
       <w:i/>
-      <w:color w:val="000000"/>
       <w:kern w:val="0"/>
       <w:sz w:val="22"/>
       <w:szCs w:val="22"/>
@@ -1523,9 +1409,6 @@
       </w:tabs>
       <w:spacing w:after="0" w:line="240" w:lineRule="auto"/>
     </w:pPr>
-    <w:rPr>
-      <w:color w:val="000000"/>
-    </w:rPr>
   </w:style>
   <w:style w:type="character" w:customStyle="1" w:styleId="HeaderChar">
     <w:name w:val="Header Char"/>
@@ -1548,9 +1431,6 @@
       </w:tabs>
       <w:spacing w:after="0" w:line="240" w:lineRule="auto"/>
     </w:pPr>
-    <w:rPr>
-      <w:color w:val="000000"/>
-    </w:rPr>
   </w:style>
   <w:style w:type="character" w:customStyle="1" w:styleId="FooterChar">
     <w:name w:val="Footer Char"/>
@@ -1573,7 +1453,6 @@
     </w:pPr>
     <w:rPr>
       <w:rFonts w:eastAsiaTheme="minorEastAsia"/>
-      <w:color w:val="000000"/>
     </w:rPr>
   </w:style>
   <w:style w:type="paragraph" w:styleId="TOC3">
@@ -1590,7 +1469,6 @@
     </w:pPr>
     <w:rPr>
       <w:rFonts w:eastAsiaTheme="minorEastAsia"/>
-      <w:color w:val="000000"/>
     </w:rPr>
   </w:style>
   <w:style w:type="paragraph" w:styleId="TOC4">
@@ -1607,7 +1485,6 @@
     </w:pPr>
     <w:rPr>
       <w:rFonts w:eastAsiaTheme="minorEastAsia"/>
-      <w:color w:val="000000"/>
     </w:rPr>
   </w:style>
   <w:style w:type="paragraph" w:styleId="TOC5">
@@ -1624,7 +1501,6 @@
     </w:pPr>
     <w:rPr>
       <w:rFonts w:eastAsiaTheme="minorEastAsia"/>
-      <w:color w:val="000000"/>
     </w:rPr>
   </w:style>
   <w:style w:type="paragraph" w:styleId="TOC6">
@@ -1641,7 +1517,6 @@
     </w:pPr>
     <w:rPr>
       <w:rFonts w:eastAsiaTheme="minorEastAsia"/>
-      <w:color w:val="000000"/>
     </w:rPr>
   </w:style>
   <w:style w:type="paragraph" w:styleId="TOC7">
@@ -1658,7 +1533,6 @@
     </w:pPr>
     <w:rPr>
       <w:rFonts w:eastAsiaTheme="minorEastAsia"/>
-      <w:color w:val="000000"/>
     </w:rPr>
   </w:style>
   <w:style w:type="paragraph" w:styleId="TOC8">
@@ -1675,7 +1549,6 @@
     </w:pPr>
     <w:rPr>
       <w:rFonts w:eastAsiaTheme="minorEastAsia"/>
-      <w:color w:val="000000"/>
     </w:rPr>
   </w:style>
   <w:style w:type="paragraph" w:styleId="TOC9">
@@ -1692,7 +1565,6 @@
     </w:pPr>
     <w:rPr>
       <w:rFonts w:eastAsiaTheme="minorEastAsia"/>
-      <w:color w:val="000000"/>
     </w:rPr>
   </w:style>
   <w:style w:type="paragraph" w:styleId="TOCHeading">
@@ -1708,7 +1580,6 @@
       <w:outlineLvl w:val="9"/>
     </w:pPr>
     <w:rPr>
-      <w:color w:val="000000"/>
       <w:kern w:val="0"/>
       <w:sz w:val="32"/>
       <w:szCs w:val="32"/>
